--- a/curriculos/Curriculo 115-03/microcurriculos/V SEMESTRE/1155504_Arquitectura_De_Computadores.docx
+++ b/curriculos/Curriculo 115-03/microcurriculos/V SEMESTRE/1155504_Arquitectura_De_Computadores.docx
@@ -622,7 +622,7 @@
                 <w:szCs w:val="16"/>
                 <w:rtl w:val="0"/>
               </w:rPr>
-              <w:t xml:space="preserve">VI</w:t>
+              <w:t xml:space="preserve">V</w:t>
             </w:r>
           </w:p>
         </w:tc>
@@ -1243,6 +1243,14 @@
                 <w:rtl w:val="0"/>
               </w:rPr>
             </w:r>
+            <w:r>
+              <w:rPr>
+                <w:rFonts w:ascii="Arial" w:cs="Arial" w:eastAsia="Arial" w:hAnsi="Arial"/>
+                <w:sz w:val="15"/>
+                <w:szCs w:val="15"/>
+              </w:rPr>
+              <w:t>3</w:t>
+            </w:r>
           </w:p>
         </w:tc>
       </w:tr>
@@ -2170,7 +2178,7 @@
                 <w:szCs w:val="16"/>
                 <w:rtl w:val="0"/>
               </w:rPr>
-              <w:t xml:space="preserve">1150304</w:t>
+              <w:t xml:space="preserve">1155305</w:t>
             </w:r>
           </w:p>
         </w:tc>
@@ -2195,7 +2203,7 @@
                 <w:szCs w:val="16"/>
                 <w:rtl w:val="0"/>
               </w:rPr>
-              <w:t xml:space="preserve">Estructura de Datos</w:t>
+              <w:t xml:space="preserve">Programación Orientada a Objetos II</w:t>
             </w:r>
           </w:p>
         </w:tc>
